--- a/rapports/2026-06-04/EQ29/EQ29_enq4_v2/DR_062203010017/70-17-81-70.docx
+++ b/rapports/2026-06-04/EQ29/EQ29_enq4_v2/DR_062203010017/70-17-81-70.docx
@@ -544,7 +544,7 @@
                 <w:color w:val="16A34A"/>
                 <w:sz w:val="16"/>
               </w:rPr>
-              <w:t>—</w:t>
+              <w:t>s01q25, s01q30, s04q23, s01q00b, s01q30_decode, s04q23_decode</w:t>
             </w:r>
           </w:p>
         </w:tc>
@@ -634,7 +634,7 @@
                 <w:color w:val="16A34A"/>
                 <w:sz w:val="16"/>
               </w:rPr>
-              <w:t>—</w:t>
+              <w:t>s01q25, s01q30, s04q23, s01q00b, s01q30_decode, s04q23_decode</w:t>
             </w:r>
           </w:p>
         </w:tc>
@@ -724,7 +724,7 @@
                 <w:color w:val="16A34A"/>
                 <w:sz w:val="16"/>
               </w:rPr>
-              <w:t>—</w:t>
+              <w:t>s01q25, s01q30, s04q23, s01q00b, s01q30_decode, s04q23_decode</w:t>
             </w:r>
           </w:p>
         </w:tc>
@@ -994,7 +994,7 @@
                 <w:color w:val="16A34A"/>
                 <w:sz w:val="16"/>
               </w:rPr>
-              <w:t>—</w:t>
+              <w:t>s01q25, s01q30, s04q23, s01q00b, s01q30_decode, s04q23_decode</w:t>
             </w:r>
           </w:p>
         </w:tc>
@@ -1174,7 +1174,7 @@
                 <w:color w:val="16A34A"/>
                 <w:sz w:val="16"/>
               </w:rPr>
-              <w:t>—</w:t>
+              <w:t>s00q27, s01q00a, s01q12, s01q13, s02q04, s03q11, s03q12, s01q01</w:t>
             </w:r>
           </w:p>
         </w:tc>
@@ -1264,7 +1264,7 @@
                 <w:color w:val="16A34A"/>
                 <w:sz w:val="16"/>
               </w:rPr>
-              <w:t>—</w:t>
+              <w:t>s00q27, s01q03a, s01q03b, s01q03c, s02q04, s03q14, s04q15, s04q16</w:t>
             </w:r>
           </w:p>
         </w:tc>
@@ -1354,7 +1354,7 @@
                 <w:color w:val="16A34A"/>
                 <w:sz w:val="16"/>
               </w:rPr>
-              <w:t>—</w:t>
+              <w:t>s00q07a, s00q08, s00q10, s00q13_0, s00q15_0, s00q17_0, s00q23a, s00q23b</w:t>
             </w:r>
           </w:p>
         </w:tc>
@@ -1444,7 +1444,7 @@
                 <w:color w:val="16A34A"/>
                 <w:sz w:val="16"/>
               </w:rPr>
-              <w:t>—</w:t>
+              <w:t>s00q07a, s00q08, s00q10, s00q13_0, s00q15_0, s00q17_0, s00q23a, s00q23b</w:t>
             </w:r>
           </w:p>
         </w:tc>
@@ -1534,7 +1534,7 @@
                 <w:color w:val="16A34A"/>
                 <w:sz w:val="16"/>
               </w:rPr>
-              <w:t>—</w:t>
+              <w:t>s00q07a, s00q08, s00q10, s00q13_0, s00q15_0, s00q17_0, s00q23a, s00q23b</w:t>
             </w:r>
           </w:p>
         </w:tc>
@@ -1714,7 +1714,7 @@
                 <w:color w:val="16A34A"/>
                 <w:sz w:val="16"/>
               </w:rPr>
-              <w:t>—</w:t>
+              <w:t>s00q07a, s00q08, s00q10, s00q13_0, s00q15_0, s00q17_0, s00q23a, s00q23b</w:t>
             </w:r>
           </w:p>
         </w:tc>
@@ -1893,7 +1893,7 @@
                 <w:color w:val="16A34A"/>
                 <w:sz w:val="16"/>
               </w:rPr>
-              <w:t>—</w:t>
+              <w:t>s00q27</w:t>
             </w:r>
           </w:p>
         </w:tc>
@@ -2703,7 +2703,7 @@
                 <w:color w:val="16A34A"/>
                 <w:sz w:val="16"/>
               </w:rPr>
-              <w:t>—</w:t>
+              <w:t>s01q10_1</w:t>
             </w:r>
           </w:p>
         </w:tc>
@@ -3693,7 +3693,7 @@
                 <w:color w:val="16A34A"/>
                 <w:sz w:val="16"/>
               </w:rPr>
-              <w:t>—</w:t>
+              <w:t>s01q41a, s02q20, s02q22, s03q07, s03q02, s01q00b, s03q02_autre</w:t>
             </w:r>
           </w:p>
         </w:tc>
@@ -3783,7 +3783,7 @@
                 <w:color w:val="16A34A"/>
                 <w:sz w:val="16"/>
               </w:rPr>
-              <w:t>—</w:t>
+              <w:t>s01q23, s01q00b, s01q23_autre</w:t>
             </w:r>
           </w:p>
         </w:tc>
@@ -4053,7 +4053,7 @@
                 <w:color w:val="16A34A"/>
                 <w:sz w:val="16"/>
               </w:rPr>
-              <w:t>—</w:t>
+              <w:t>s01q47__1, s01q47__2, s01q47__3, s01q47__4, s01q47__5, s01q47__6, s01q47__7, s02q15</w:t>
             </w:r>
           </w:p>
         </w:tc>
@@ -4143,7 +4143,7 @@
                 <w:color w:val="16A34A"/>
                 <w:sz w:val="16"/>
               </w:rPr>
-              <w:t>—</w:t>
+              <w:t>s01q47__1, s01q47__2, s01q47__3, s01q47__4, s01q47__5, s01q47__6, s01q47__7, s02q15</w:t>
             </w:r>
           </w:p>
         </w:tc>
@@ -4233,7 +4233,7 @@
                 <w:color w:val="16A34A"/>
                 <w:sz w:val="16"/>
               </w:rPr>
-              <w:t>—</w:t>
+              <w:t>s01q39, s01q40, s01q43, s02q04, s02q15, s03q52, s04q30__1, s04q30__2</w:t>
             </w:r>
           </w:p>
         </w:tc>
@@ -4323,7 +4323,7 @@
                 <w:color w:val="16A34A"/>
                 <w:sz w:val="16"/>
               </w:rPr>
-              <w:t>—</w:t>
+              <w:t>s01q47__1, s01q47__2, s01q47__3, s01q47__4, s01q47__5, s01q47__6, s01q47__7, s02q15</w:t>
             </w:r>
           </w:p>
         </w:tc>
@@ -5313,7 +5313,7 @@
                 <w:color w:val="16A34A"/>
                 <w:sz w:val="16"/>
               </w:rPr>
-              <w:t>—</w:t>
+              <w:t>s01q23, s01q00b, s01q23_autre</w:t>
             </w:r>
           </w:p>
         </w:tc>
@@ -5403,7 +5403,7 @@
                 <w:color w:val="16A34A"/>
                 <w:sz w:val="16"/>
               </w:rPr>
-              <w:t>—</w:t>
+              <w:t>s01q23, s01q00b, s01q23_autre</w:t>
             </w:r>
           </w:p>
         </w:tc>
@@ -5493,7 +5493,7 @@
                 <w:color w:val="16A34A"/>
                 <w:sz w:val="16"/>
               </w:rPr>
-              <w:t>—</w:t>
+              <w:t>s01q23, s01q00b, s01q23_autre</w:t>
             </w:r>
           </w:p>
         </w:tc>
@@ -5583,7 +5583,7 @@
                 <w:color w:val="16A34A"/>
                 <w:sz w:val="16"/>
               </w:rPr>
-              <w:t>—</w:t>
+              <w:t>s01q23, s01q00b, s01q23_autre</w:t>
             </w:r>
           </w:p>
         </w:tc>
@@ -5673,7 +5673,7 @@
                 <w:color w:val="16A34A"/>
                 <w:sz w:val="16"/>
               </w:rPr>
-              <w:t>—</w:t>
+              <w:t>s01q23, s01q00b, s01q23_autre</w:t>
             </w:r>
           </w:p>
         </w:tc>
@@ -5763,7 +5763,7 @@
                 <w:color w:val="16A34A"/>
                 <w:sz w:val="16"/>
               </w:rPr>
-              <w:t>—</w:t>
+              <w:t>s01q23, s01q00b, s01q23_autre</w:t>
             </w:r>
           </w:p>
         </w:tc>
@@ -5853,7 +5853,7 @@
                 <w:color w:val="16A34A"/>
                 <w:sz w:val="16"/>
               </w:rPr>
-              <w:t>—</w:t>
+              <w:t>s01q23, s01q00b, s01q23_autre</w:t>
             </w:r>
           </w:p>
         </w:tc>
@@ -10083,7 +10083,7 @@
                 <w:color w:val="16A34A"/>
                 <w:sz w:val="16"/>
               </w:rPr>
-              <w:t>—</w:t>
+              <w:t>s00q11, s01q03b, s01q04b, s02q01__1, s02q02__1, s02q03__1, s02q04, s02q15</w:t>
             </w:r>
           </w:p>
         </w:tc>
@@ -10173,7 +10173,7 @@
                 <w:color w:val="16A34A"/>
                 <w:sz w:val="16"/>
               </w:rPr>
-              <w:t>—</w:t>
+              <w:t>s01q23, s01q00b, s01q23_autre</w:t>
             </w:r>
           </w:p>
         </w:tc>
@@ -10533,7 +10533,7 @@
                 <w:color w:val="16A34A"/>
                 <w:sz w:val="16"/>
               </w:rPr>
-              <w:t>—</w:t>
+              <w:t>s01q25, s01q29, s01q30, s04q46, s01q00b</w:t>
             </w:r>
           </w:p>
         </w:tc>
@@ -10713,7 +10713,7 @@
                 <w:color w:val="16A34A"/>
                 <w:sz w:val="16"/>
               </w:rPr>
-              <w:t>—</w:t>
+              <w:t>s01q36, s01q38, s04q24, s02q13, s11q35a, s16aq45, s16aq47a</w:t>
             </w:r>
           </w:p>
         </w:tc>
@@ -10803,7 +10803,7 @@
                 <w:color w:val="16A34A"/>
                 <w:sz w:val="16"/>
               </w:rPr>
-              <w:t>—</w:t>
+              <w:t>s01q25, s01q29, s01q30, s04q46, s01q00b</w:t>
             </w:r>
           </w:p>
         </w:tc>
@@ -10893,7 +10893,7 @@
                 <w:color w:val="16A34A"/>
                 <w:sz w:val="16"/>
               </w:rPr>
-              <w:t>—</w:t>
+              <w:t>s00q08, s01q28, s01q29, s01q30, s02q01__2, s02q02__2, s03q20, s04q22</w:t>
             </w:r>
           </w:p>
         </w:tc>
@@ -10983,7 +10983,7 @@
                 <w:color w:val="16A34A"/>
                 <w:sz w:val="16"/>
               </w:rPr>
-              <w:t>—</w:t>
+              <w:t>s01q05, s02q28, s04q35e, s04q49, s06cq02c, s07bq01, s07bq07b, s11q14</w:t>
             </w:r>
           </w:p>
         </w:tc>
@@ -11073,7 +11073,7 @@
                 <w:color w:val="16A34A"/>
                 <w:sz w:val="16"/>
               </w:rPr>
-              <w:t>—</w:t>
+              <w:t>s01q22, s02q08, s02q15, s06cq02e, s07bq01, s07bq07b, s11q19, s16aq40</w:t>
             </w:r>
           </w:p>
         </w:tc>
@@ -11163,7 +11163,7 @@
                 <w:color w:val="16A34A"/>
                 <w:sz w:val="16"/>
               </w:rPr>
-              <w:t>—</w:t>
+              <w:t>s01q22, s02q08, s02q15, s06cq02e, s07bq01, s07bq07b, s11q19, s16aq40</w:t>
             </w:r>
           </w:p>
         </w:tc>
@@ -11253,7 +11253,7 @@
                 <w:color w:val="16A34A"/>
                 <w:sz w:val="16"/>
               </w:rPr>
-              <w:t>—</w:t>
+              <w:t>s02q20, s04q35b, s06q01__1, s11q31__7, s16aq42, s00q10</w:t>
             </w:r>
           </w:p>
         </w:tc>
@@ -11343,7 +11343,7 @@
                 <w:color w:val="16A34A"/>
                 <w:sz w:val="16"/>
               </w:rPr>
-              <w:t>—</w:t>
+              <w:t>s02q05, s03q30, s06q05, s11q36, s16aq45</w:t>
             </w:r>
           </w:p>
         </w:tc>
@@ -11433,7 +11433,7 @@
                 <w:color w:val="16A34A"/>
                 <w:sz w:val="16"/>
               </w:rPr>
-              <w:t>—</w:t>
+              <w:t>s01q25, s01q29, s01q30, s04q46, s01q00b</w:t>
             </w:r>
           </w:p>
         </w:tc>
@@ -11523,7 +11523,7 @@
                 <w:color w:val="16A34A"/>
                 <w:sz w:val="16"/>
               </w:rPr>
-              <w:t>—</w:t>
+              <w:t>s00q08, s01q28, s01q29, s01q30, s02q01__2, s02q02__2, s03q20, s04q22</w:t>
             </w:r>
           </w:p>
         </w:tc>
@@ -11613,7 +11613,7 @@
                 <w:color w:val="16A34A"/>
                 <w:sz w:val="16"/>
               </w:rPr>
-              <w:t>—</w:t>
+              <w:t>s01q05, s02q28, s04q35e, s04q49, s06cq02c, s07bq01, s07bq07b, s11q14</w:t>
             </w:r>
           </w:p>
         </w:tc>
@@ -11703,7 +11703,7 @@
                 <w:color w:val="16A34A"/>
                 <w:sz w:val="16"/>
               </w:rPr>
-              <w:t>—</w:t>
+              <w:t>s01q22, s02q08, s02q15, s06cq02e, s07bq01, s07bq07b, s11q19, s16aq40</w:t>
             </w:r>
           </w:p>
         </w:tc>
@@ -11793,7 +11793,7 @@
                 <w:color w:val="16A34A"/>
                 <w:sz w:val="16"/>
               </w:rPr>
-              <w:t>—</w:t>
+              <w:t>s02q20, s04q35b, s06q01__1, s11q31__7, s16aq42, s00q10</w:t>
             </w:r>
           </w:p>
         </w:tc>
@@ -11883,7 +11883,7 @@
                 <w:color w:val="16A34A"/>
                 <w:sz w:val="16"/>
               </w:rPr>
-              <w:t>—</w:t>
+              <w:t>s02q05, s03q30, s06q05, s11q36, s16aq45</w:t>
             </w:r>
           </w:p>
         </w:tc>
@@ -11973,7 +11973,7 @@
                 <w:color w:val="16A34A"/>
                 <w:sz w:val="16"/>
               </w:rPr>
-              <w:t>—</w:t>
+              <w:t>s01q25, s01q29, s01q30, s04q46, s01q00b</w:t>
             </w:r>
           </w:p>
         </w:tc>
@@ -12063,7 +12063,7 @@
                 <w:color w:val="16A34A"/>
                 <w:sz w:val="16"/>
               </w:rPr>
-              <w:t>—</w:t>
+              <w:t>s00q08, s01q28, s01q29, s01q30, s02q01__2, s02q02__2, s03q20, s04q22</w:t>
             </w:r>
           </w:p>
         </w:tc>
@@ -12153,7 +12153,7 @@
                 <w:color w:val="16A34A"/>
                 <w:sz w:val="16"/>
               </w:rPr>
-              <w:t>—</w:t>
+              <w:t>s01q05, s02q28, s04q35e, s04q49, s06cq02c, s07bq01, s07bq07b, s11q14</w:t>
             </w:r>
           </w:p>
         </w:tc>
@@ -12243,7 +12243,7 @@
                 <w:color w:val="16A34A"/>
                 <w:sz w:val="16"/>
               </w:rPr>
-              <w:t>—</w:t>
+              <w:t>s01q22, s02q08, s02q15, s06cq02e, s07bq01, s07bq07b, s11q19, s16aq40</w:t>
             </w:r>
           </w:p>
         </w:tc>
@@ -12333,7 +12333,7 @@
                 <w:color w:val="16A34A"/>
                 <w:sz w:val="16"/>
               </w:rPr>
-              <w:t>—</w:t>
+              <w:t>s02q20, s04q35b, s06q01__1, s11q31__7, s16aq42, s00q10</w:t>
             </w:r>
           </w:p>
         </w:tc>
@@ -12423,7 +12423,7 @@
                 <w:color w:val="16A34A"/>
                 <w:sz w:val="16"/>
               </w:rPr>
-              <w:t>—</w:t>
+              <w:t>s02q05, s03q30, s06q05, s11q36, s16aq45</w:t>
             </w:r>
           </w:p>
         </w:tc>
@@ -12513,7 +12513,7 @@
                 <w:color w:val="16A34A"/>
                 <w:sz w:val="16"/>
               </w:rPr>
-              <w:t>—</w:t>
+              <w:t>s01q25, s01q29, s01q30, s04q46, s01q00b</w:t>
             </w:r>
           </w:p>
         </w:tc>
@@ -12603,7 +12603,7 @@
                 <w:color w:val="16A34A"/>
                 <w:sz w:val="16"/>
               </w:rPr>
-              <w:t>—</w:t>
+              <w:t>s00q08, s01q28, s01q29, s01q30, s02q01__2, s02q02__2, s03q20, s04q22</w:t>
             </w:r>
           </w:p>
         </w:tc>
@@ -12693,7 +12693,7 @@
                 <w:color w:val="16A34A"/>
                 <w:sz w:val="16"/>
               </w:rPr>
-              <w:t>—</w:t>
+              <w:t>s01q05, s02q28, s04q35e, s04q49, s06cq02c, s07bq01, s07bq07b, s11q14</w:t>
             </w:r>
           </w:p>
         </w:tc>
@@ -12783,7 +12783,7 @@
                 <w:color w:val="16A34A"/>
                 <w:sz w:val="16"/>
               </w:rPr>
-              <w:t>—</w:t>
+              <w:t>s01q22, s02q08, s02q15, s06cq02e, s07bq01, s07bq07b, s11q19, s16aq40</w:t>
             </w:r>
           </w:p>
         </w:tc>
@@ -12873,7 +12873,7 @@
                 <w:color w:val="16A34A"/>
                 <w:sz w:val="16"/>
               </w:rPr>
-              <w:t>—</w:t>
+              <w:t>s01q22, s02q08, s02q15, s06cq02e, s07bq01, s07bq07b, s11q19, s16aq40</w:t>
             </w:r>
           </w:p>
         </w:tc>
@@ -12963,7 +12963,7 @@
                 <w:color w:val="16A34A"/>
                 <w:sz w:val="16"/>
               </w:rPr>
-              <w:t>—</w:t>
+              <w:t>s02q20, s04q35b, s06q01__1, s11q31__7, s16aq42, s00q10</w:t>
             </w:r>
           </w:p>
         </w:tc>
@@ -13053,7 +13053,7 @@
                 <w:color w:val="16A34A"/>
                 <w:sz w:val="16"/>
               </w:rPr>
-              <w:t>—</w:t>
+              <w:t>s02q05, s03q30, s06q05, s11q36, s16aq45</w:t>
             </w:r>
           </w:p>
         </w:tc>
@@ -13143,7 +13143,7 @@
                 <w:color w:val="16A34A"/>
                 <w:sz w:val="16"/>
               </w:rPr>
-              <w:t>—</w:t>
+              <w:t>s01q25, s01q29, s01q30, s04q46, s01q00b</w:t>
             </w:r>
           </w:p>
         </w:tc>
@@ -13233,7 +13233,7 @@
                 <w:color w:val="16A34A"/>
                 <w:sz w:val="16"/>
               </w:rPr>
-              <w:t>—</w:t>
+              <w:t>s00q11, s01q03b, s01q04b, s02q01__1, s02q02__1, s02q03__1, s02q04, s02q15</w:t>
             </w:r>
           </w:p>
         </w:tc>
@@ -13323,7 +13323,7 @@
                 <w:color w:val="16A34A"/>
                 <w:sz w:val="16"/>
               </w:rPr>
-              <w:t>—</w:t>
+              <w:t>s01q05, s02q28, s04q35e, s04q49, s06cq02c, s07bq01, s07bq07b, s11q14</w:t>
             </w:r>
           </w:p>
         </w:tc>
@@ -13413,7 +13413,7 @@
                 <w:color w:val="16A34A"/>
                 <w:sz w:val="16"/>
               </w:rPr>
-              <w:t>—</w:t>
+              <w:t>s02q05, s03q30, s06q05, s11q36, s16aq45</w:t>
             </w:r>
           </w:p>
         </w:tc>
@@ -13503,7 +13503,7 @@
                 <w:color w:val="16A34A"/>
                 <w:sz w:val="16"/>
               </w:rPr>
-              <w:t>—</w:t>
+              <w:t>s01q25, s01q29, s01q30, s04q46, s01q00b</w:t>
             </w:r>
           </w:p>
         </w:tc>
@@ -13593,7 +13593,7 @@
                 <w:color w:val="16A34A"/>
                 <w:sz w:val="16"/>
               </w:rPr>
-              <w:t>—</w:t>
+              <w:t>s00q11, s01q03b, s01q04b, s02q01__1, s02q02__1, s02q03__1, s02q04, s02q15</w:t>
             </w:r>
           </w:p>
         </w:tc>
@@ -13683,7 +13683,7 @@
                 <w:color w:val="16A34A"/>
                 <w:sz w:val="16"/>
               </w:rPr>
-              <w:t>—</w:t>
+              <w:t>s00q08, s01q28, s01q29, s01q30, s02q01__2, s02q02__2, s03q20, s04q22</w:t>
             </w:r>
           </w:p>
         </w:tc>
@@ -13773,7 +13773,7 @@
                 <w:color w:val="16A34A"/>
                 <w:sz w:val="16"/>
               </w:rPr>
-              <w:t>—</w:t>
+              <w:t>s01q05, s02q28, s04q35e, s04q49, s06cq02c, s07bq01, s07bq07b, s11q14</w:t>
             </w:r>
           </w:p>
         </w:tc>
@@ -13863,7 +13863,7 @@
                 <w:color w:val="16A34A"/>
                 <w:sz w:val="16"/>
               </w:rPr>
-              <w:t>—</w:t>
+              <w:t>s01q22, s02q08, s02q15, s06cq02e, s07bq01, s07bq07b, s11q19, s16aq40</w:t>
             </w:r>
           </w:p>
         </w:tc>
@@ -13953,7 +13953,7 @@
                 <w:color w:val="16A34A"/>
                 <w:sz w:val="16"/>
               </w:rPr>
-              <w:t>—</w:t>
+              <w:t>s01q22, s02q08, s02q15, s06cq02e, s07bq01, s07bq07b, s11q19, s16aq40</w:t>
             </w:r>
           </w:p>
         </w:tc>
@@ -14043,7 +14043,7 @@
                 <w:color w:val="16A34A"/>
                 <w:sz w:val="16"/>
               </w:rPr>
-              <w:t>—</w:t>
+              <w:t>s02q20, s04q35b, s06q01__1, s11q31__7, s16aq42, s00q10</w:t>
             </w:r>
           </w:p>
         </w:tc>
@@ -14133,7 +14133,7 @@
                 <w:color w:val="16A34A"/>
                 <w:sz w:val="16"/>
               </w:rPr>
-              <w:t>—</w:t>
+              <w:t>s02q05, s03q30, s06q05, s11q36, s16aq45</w:t>
             </w:r>
           </w:p>
         </w:tc>
@@ -14223,7 +14223,7 @@
                 <w:color w:val="16A34A"/>
                 <w:sz w:val="16"/>
               </w:rPr>
-              <w:t>—</w:t>
+              <w:t>s01q25, s01q29, s01q30, s04q46, s01q00b</w:t>
             </w:r>
           </w:p>
         </w:tc>
@@ -14313,7 +14313,7 @@
                 <w:color w:val="16A34A"/>
                 <w:sz w:val="16"/>
               </w:rPr>
-              <w:t>—</w:t>
+              <w:t>s01q05, s02q28, s04q35e, s04q49, s06cq02c, s07bq01, s07bq07b, s11q14</w:t>
             </w:r>
           </w:p>
         </w:tc>
@@ -14403,7 +14403,7 @@
                 <w:color w:val="16A34A"/>
                 <w:sz w:val="16"/>
               </w:rPr>
-              <w:t>—</w:t>
+              <w:t>s01q22, s02q08, s02q15, s06cq02e, s07bq01, s07bq07b, s11q19, s16aq40</w:t>
             </w:r>
           </w:p>
         </w:tc>
@@ -14493,7 +14493,7 @@
                 <w:color w:val="16A34A"/>
                 <w:sz w:val="16"/>
               </w:rPr>
-              <w:t>—</w:t>
+              <w:t>s01q22, s02q08, s02q15, s06cq02e, s07bq01, s07bq07b, s11q19, s16aq40</w:t>
             </w:r>
           </w:p>
         </w:tc>
@@ -14583,7 +14583,7 @@
                 <w:color w:val="16A34A"/>
                 <w:sz w:val="16"/>
               </w:rPr>
-              <w:t>—</w:t>
+              <w:t>s02q20, s04q35b, s06q01__1, s11q31__7, s16aq42, s00q10</w:t>
             </w:r>
           </w:p>
         </w:tc>
@@ -14673,7 +14673,7 @@
                 <w:color w:val="16A34A"/>
                 <w:sz w:val="16"/>
               </w:rPr>
-              <w:t>—</w:t>
+              <w:t>s02q05, s03q30, s06q05, s11q36, s16aq45</w:t>
             </w:r>
           </w:p>
         </w:tc>
@@ -14763,7 +14763,7 @@
                 <w:color w:val="16A34A"/>
                 <w:sz w:val="16"/>
               </w:rPr>
-              <w:t>—</w:t>
+              <w:t>s01q25, s01q29, s01q30, s04q46, s01q00b</w:t>
             </w:r>
           </w:p>
         </w:tc>
@@ -15033,7 +15033,7 @@
                 <w:color w:val="16A34A"/>
                 <w:sz w:val="16"/>
               </w:rPr>
-              <w:t>—</w:t>
+              <w:t>s00q07a, s00q08, s00q10, s00q13_0, s00q15_0, s00q17_0, s00q23a, s00q23b</w:t>
             </w:r>
           </w:p>
         </w:tc>
@@ -15123,7 +15123,7 @@
                 <w:color w:val="16A34A"/>
                 <w:sz w:val="16"/>
               </w:rPr>
-              <w:t>—</w:t>
+              <w:t>s00q07a, s00q08, s00q10, s00q13_0, s00q15_0, s00q17_0, s00q23a, s00q23b</w:t>
             </w:r>
           </w:p>
         </w:tc>
@@ -15213,7 +15213,7 @@
                 <w:color w:val="16A34A"/>
                 <w:sz w:val="16"/>
               </w:rPr>
-              <w:t>—</w:t>
+              <w:t>s00q07a, s00q08, s00q10, s00q13_0, s00q15_0, s00q17_0, s00q23a, s00q23b</w:t>
             </w:r>
           </w:p>
         </w:tc>
@@ -15303,7 +15303,7 @@
                 <w:color w:val="16A34A"/>
                 <w:sz w:val="16"/>
               </w:rPr>
-              <w:t>—</w:t>
+              <w:t>s00q07a, s00q08, s00q10, s00q13_0, s00q15_0, s00q17_0, s00q23a, s00q23b</w:t>
             </w:r>
           </w:p>
         </w:tc>
@@ -15393,7 +15393,7 @@
                 <w:color w:val="16A34A"/>
                 <w:sz w:val="16"/>
               </w:rPr>
-              <w:t>—</w:t>
+              <w:t>s00q07a, s00q08, s00q10, s00q13_0, s00q15_0, s00q17_0, s00q23a, s00q23b</w:t>
             </w:r>
           </w:p>
         </w:tc>
@@ -15483,7 +15483,7 @@
                 <w:color w:val="16A34A"/>
                 <w:sz w:val="16"/>
               </w:rPr>
-              <w:t>—</w:t>
+              <w:t>s00q07a, s00q08, s00q10, s00q13_0, s00q15_0, s00q17_0, s00q23a, s00q23b</w:t>
             </w:r>
           </w:p>
         </w:tc>
@@ -15573,7 +15573,7 @@
                 <w:color w:val="16A34A"/>
                 <w:sz w:val="16"/>
               </w:rPr>
-              <w:t>—</w:t>
+              <w:t>s00q07a, s00q08, s00q10, s00q13_0, s00q15_0, s00q17_0, s00q23a, s00q23b</w:t>
             </w:r>
           </w:p>
         </w:tc>
@@ -15663,7 +15663,7 @@
                 <w:color w:val="16A34A"/>
                 <w:sz w:val="16"/>
               </w:rPr>
-              <w:t>—</w:t>
+              <w:t>s00q07a, s00q08, s00q10, s00q13_0, s00q15_0, s00q17_0, s00q23a, s00q23b</w:t>
             </w:r>
           </w:p>
         </w:tc>
@@ -15753,7 +15753,7 @@
                 <w:color w:val="16A34A"/>
                 <w:sz w:val="16"/>
               </w:rPr>
-              <w:t>—</w:t>
+              <w:t>s00q07a, s00q08, s00q10, s00q13_0, s00q15_0, s00q17_0, s00q23a, s00q23b</w:t>
             </w:r>
           </w:p>
         </w:tc>
@@ -15843,7 +15843,7 @@
                 <w:color w:val="16A34A"/>
                 <w:sz w:val="16"/>
               </w:rPr>
-              <w:t>—</w:t>
+              <w:t>s00q07a, s00q08, s00q10, s00q13_0, s00q15_0, s00q17_0, s00q23a, s00q23b</w:t>
             </w:r>
           </w:p>
         </w:tc>
@@ -15933,7 +15933,7 @@
                 <w:color w:val="16A34A"/>
                 <w:sz w:val="16"/>
               </w:rPr>
-              <w:t>—</w:t>
+              <w:t>s00q08, s01q28, s01q29, s01q30, s02q01__2, s02q02__2, s03q20, s04q22</w:t>
             </w:r>
           </w:p>
         </w:tc>
@@ -16023,7 +16023,7 @@
                 <w:color w:val="16A34A"/>
                 <w:sz w:val="16"/>
               </w:rPr>
-              <w:t>—</w:t>
+              <w:t>s00q07a, s00q08, s00q10, s00q13_0, s00q15_0, s00q17_0, s00q23a, s00q23b</w:t>
             </w:r>
           </w:p>
         </w:tc>
@@ -16113,7 +16113,7 @@
                 <w:color w:val="16A34A"/>
                 <w:sz w:val="16"/>
               </w:rPr>
-              <w:t>—</w:t>
+              <w:t>s00q28, s01q28, s01q29, s01q30, s02q01__1, s02q02__1, s03q19, s04q32</w:t>
             </w:r>
           </w:p>
         </w:tc>
@@ -16383,7 +16383,7 @@
                 <w:color w:val="16A34A"/>
                 <w:sz w:val="16"/>
               </w:rPr>
-              <w:t>—</w:t>
+              <w:t>s00q28, s01q28, s01q29, s01q30, s02q01__1, s02q02__1, s03q19, s04q32</w:t>
             </w:r>
           </w:p>
         </w:tc>
@@ -16653,7 +16653,7 @@
                 <w:color w:val="16A34A"/>
                 <w:sz w:val="16"/>
               </w:rPr>
-              <w:t>—</w:t>
+              <w:t>s00q28, s01q28, s01q29, s01q30, s02q01__1, s02q02__1, s03q19, s04q32</w:t>
             </w:r>
           </w:p>
         </w:tc>
@@ -16743,7 +16743,7 @@
                 <w:color w:val="16A34A"/>
                 <w:sz w:val="16"/>
               </w:rPr>
-              <w:t>—</w:t>
+              <w:t>s01q28, s01q29, s01q30, s02q01__1, s02q02__1, s02q03__1, s02q15, s03q18</w:t>
             </w:r>
           </w:p>
         </w:tc>
@@ -16833,7 +16833,7 @@
                 <w:color w:val="16A34A"/>
                 <w:sz w:val="16"/>
               </w:rPr>
-              <w:t>—</w:t>
+              <w:t>s01q28, s01q29, s01q30, s02q01__1, s02q02__1, s02q03__1, s02q15, s03q18</w:t>
             </w:r>
           </w:p>
         </w:tc>
@@ -16923,7 +16923,7 @@
                 <w:color w:val="16A34A"/>
                 <w:sz w:val="16"/>
               </w:rPr>
-              <w:t>—</w:t>
+              <w:t>s01q28, s01q29, s01q30, s02q01__1, s02q02__1, s02q03__1, s02q15, s03q18</w:t>
             </w:r>
           </w:p>
         </w:tc>
@@ -17013,7 +17013,7 @@
                 <w:color w:val="16A34A"/>
                 <w:sz w:val="16"/>
               </w:rPr>
-              <w:t>—</w:t>
+              <w:t>s01q28, s01q29, s01q30, s02q01__1, s02q02__1, s02q03__1, s02q15, s03q18</w:t>
             </w:r>
           </w:p>
         </w:tc>
@@ -17103,7 +17103,7 @@
                 <w:color w:val="16A34A"/>
                 <w:sz w:val="16"/>
               </w:rPr>
-              <w:t>—</w:t>
+              <w:t>s02q02__1, s02q15, s02q17, s03q16, s04q27, s04q43, s04q63, s05q11</w:t>
             </w:r>
           </w:p>
         </w:tc>
@@ -17283,7 +17283,7 @@
                 <w:color w:val="16A34A"/>
                 <w:sz w:val="16"/>
               </w:rPr>
-              <w:t>—</w:t>
+              <w:t>s00q07a, s00q08, s00q10, s00q13_0, s00q15_0, s00q17_0, s00q23a, s00q23b</w:t>
             </w:r>
           </w:p>
         </w:tc>
@@ -17373,7 +17373,7 @@
                 <w:color w:val="16A34A"/>
                 <w:sz w:val="16"/>
               </w:rPr>
-              <w:t>—</w:t>
+              <w:t>s00q28, s01q28, s01q29, s01q30, s02q01__1, s02q02__1, s03q19, s04q32</w:t>
             </w:r>
           </w:p>
         </w:tc>
@@ -17553,7 +17553,7 @@
                 <w:color w:val="16A34A"/>
                 <w:sz w:val="16"/>
               </w:rPr>
-              <w:t>—</w:t>
+              <w:t>s00q07a, s00q08, s00q10, s00q13_0, s00q15_0, s00q17_0, s00q23a, s00q23b</w:t>
             </w:r>
           </w:p>
         </w:tc>
@@ -17643,7 +17643,7 @@
                 <w:color w:val="16A34A"/>
                 <w:sz w:val="16"/>
               </w:rPr>
-              <w:t>—</w:t>
+              <w:t>s00q28, s01q28, s01q29, s01q30, s02q01__1, s02q02__1, s03q19, s04q32</w:t>
             </w:r>
           </w:p>
         </w:tc>
@@ -17823,7 +17823,7 @@
                 <w:color w:val="16A34A"/>
                 <w:sz w:val="16"/>
               </w:rPr>
-              <w:t>—</w:t>
+              <w:t>s00q07a, s00q08, s00q10, s00q13_0, s00q15_0, s00q17_0, s00q23a, s00q23b</w:t>
             </w:r>
           </w:p>
         </w:tc>
@@ -17913,7 +17913,7 @@
                 <w:color w:val="16A34A"/>
                 <w:sz w:val="16"/>
               </w:rPr>
-              <w:t>—</w:t>
+              <w:t>s00q28, s01q28, s01q29, s01q30, s02q01__1, s02q02__1, s03q19, s04q32</w:t>
             </w:r>
           </w:p>
         </w:tc>
@@ -18003,7 +18003,7 @@
                 <w:color w:val="16A34A"/>
                 <w:sz w:val="16"/>
               </w:rPr>
-              <w:t>—</w:t>
+              <w:t>s02q02__1, s02q15, s02q17, s03q16, s04q27, s04q43, s04q63, s05q11</w:t>
             </w:r>
           </w:p>
         </w:tc>
@@ -18093,7 +18093,7 @@
                 <w:color w:val="16A34A"/>
                 <w:sz w:val="16"/>
               </w:rPr>
-              <w:t>—</w:t>
+              <w:t>s00q07a, s00q08, s00q10, s00q13_0, s00q15_0, s00q17_0, s00q23a, s00q23b</w:t>
             </w:r>
           </w:p>
         </w:tc>
@@ -18183,7 +18183,7 @@
                 <w:color w:val="16A34A"/>
                 <w:sz w:val="16"/>
               </w:rPr>
-              <w:t>—</w:t>
+              <w:t>s00q28, s01q28, s01q29, s01q30, s02q01__1, s02q02__1, s03q19, s04q32</w:t>
             </w:r>
           </w:p>
         </w:tc>
@@ -18363,7 +18363,7 @@
                 <w:color w:val="16A34A"/>
                 <w:sz w:val="16"/>
               </w:rPr>
-              <w:t>—</w:t>
+              <w:t>s00q07a, s00q08, s00q10, s00q13_0, s00q15_0, s00q17_0, s00q23a, s00q23b</w:t>
             </w:r>
           </w:p>
         </w:tc>
@@ -18453,7 +18453,7 @@
                 <w:color w:val="16A34A"/>
                 <w:sz w:val="16"/>
               </w:rPr>
-              <w:t>—</w:t>
+              <w:t>s00q28, s01q28, s01q29, s01q30, s02q01__1, s02q02__1, s03q19, s04q32</w:t>
             </w:r>
           </w:p>
         </w:tc>
@@ -18543,7 +18543,7 @@
                 <w:color w:val="16A34A"/>
                 <w:sz w:val="16"/>
               </w:rPr>
-              <w:t>—</w:t>
+              <w:t>s02q02__1, s02q15, s02q17, s03q16, s04q27, s04q43, s04q63, s05q11</w:t>
             </w:r>
           </w:p>
         </w:tc>
@@ -18723,7 +18723,7 @@
                 <w:color w:val="16A34A"/>
                 <w:sz w:val="16"/>
               </w:rPr>
-              <w:t>—</w:t>
+              <w:t>s00q07a, s00q08, s00q10, s00q13_0, s00q15_0, s00q17_0, s00q23a, s00q23b</w:t>
             </w:r>
           </w:p>
         </w:tc>
@@ -18813,7 +18813,7 @@
                 <w:color w:val="16A34A"/>
                 <w:sz w:val="16"/>
               </w:rPr>
-              <w:t>—</w:t>
+              <w:t>s00q28, s01q28, s01q29, s01q30, s02q01__1, s02q02__1, s03q19, s04q32</w:t>
             </w:r>
           </w:p>
         </w:tc>
@@ -18903,7 +18903,7 @@
                 <w:color w:val="16A34A"/>
                 <w:sz w:val="16"/>
               </w:rPr>
-              <w:t>—</w:t>
+              <w:t>s02q02__1, s02q15, s02q17, s03q16, s04q27, s04q43, s04q63, s05q11</w:t>
             </w:r>
           </w:p>
         </w:tc>
@@ -18993,7 +18993,7 @@
                 <w:color w:val="16A34A"/>
                 <w:sz w:val="16"/>
               </w:rPr>
-              <w:t>—</w:t>
+              <w:t>s00q07a, s00q08, s00q10, s00q13_0, s00q15_0, s00q17_0, s00q23a, s00q23b</w:t>
             </w:r>
           </w:p>
         </w:tc>
@@ -19083,7 +19083,7 @@
                 <w:color w:val="16A34A"/>
                 <w:sz w:val="16"/>
               </w:rPr>
-              <w:t>—</w:t>
+              <w:t>s00q28, s01q28, s01q29, s01q30, s02q01__1, s02q02__1, s03q19, s04q32</w:t>
             </w:r>
           </w:p>
         </w:tc>
@@ -19173,7 +19173,7 @@
                 <w:color w:val="16A34A"/>
                 <w:sz w:val="16"/>
               </w:rPr>
-              <w:t>—</w:t>
+              <w:t>s02q02__1, s02q15, s02q17, s03q16, s04q27, s04q43, s04q63, s05q11</w:t>
             </w:r>
           </w:p>
         </w:tc>
@@ -19353,7 +19353,7 @@
                 <w:color w:val="16A34A"/>
                 <w:sz w:val="16"/>
               </w:rPr>
-              <w:t>—</w:t>
+              <w:t>s00q07a, s00q08, s00q10, s00q13_0, s00q15_0, s00q17_0, s00q23a, s00q23b</w:t>
             </w:r>
           </w:p>
         </w:tc>
@@ -19443,7 +19443,7 @@
                 <w:color w:val="16A34A"/>
                 <w:sz w:val="16"/>
               </w:rPr>
-              <w:t>—</w:t>
+              <w:t>s00q28, s01q28, s01q29, s01q30, s02q01__1, s02q02__1, s03q19, s04q32</w:t>
             </w:r>
           </w:p>
         </w:tc>
@@ -19533,7 +19533,7 @@
                 <w:color w:val="16A34A"/>
                 <w:sz w:val="16"/>
               </w:rPr>
-              <w:t>—</w:t>
+              <w:t>s00q07a, s00q08, s00q10, s00q13_0, s00q15_0, s00q17_0, s00q23a, s00q23b</w:t>
             </w:r>
           </w:p>
         </w:tc>
@@ -20163,7 +20163,7 @@
                 <w:color w:val="16A34A"/>
                 <w:sz w:val="16"/>
               </w:rPr>
-              <w:t>—</w:t>
+              <w:t>s00q10, s01q35, s01q36, s01q37, s02q04, s02q15, s03q31, s04q22</w:t>
             </w:r>
           </w:p>
         </w:tc>
@@ -20433,7 +20433,7 @@
                 <w:color w:val="16A34A"/>
                 <w:sz w:val="16"/>
               </w:rPr>
-              <w:t>—</w:t>
+              <w:t>s00q27, s01q03a, s01q03b, s01q03c, s02q04, s03q14, s04q15, s04q16</w:t>
             </w:r>
           </w:p>
         </w:tc>
@@ -20523,7 +20523,7 @@
                 <w:color w:val="16A34A"/>
                 <w:sz w:val="16"/>
               </w:rPr>
-              <w:t>—</w:t>
+              <w:t>s00q27, s01q03a, s01q03b, s01q03c, s02q04, s03q14, s04q15, s04q16</w:t>
             </w:r>
           </w:p>
         </w:tc>
@@ -20613,7 +20613,7 @@
                 <w:color w:val="16A34A"/>
                 <w:sz w:val="16"/>
               </w:rPr>
-              <w:t>—</w:t>
+              <w:t>s00q27, s01q03a, s01q03b, s01q03c, s02q04, s03q14, s04q15, s04q16</w:t>
             </w:r>
           </w:p>
         </w:tc>
@@ -20703,7 +20703,7 @@
                 <w:color w:val="16A34A"/>
                 <w:sz w:val="16"/>
               </w:rPr>
-              <w:t>—</w:t>
+              <w:t>s01q47__7, s02q24, s04q49, s01q00b</w:t>
             </w:r>
           </w:p>
         </w:tc>
@@ -20793,7 +20793,7 @@
                 <w:color w:val="16A34A"/>
                 <w:sz w:val="16"/>
               </w:rPr>
-              <w:t>—</w:t>
+              <w:t>s00q04, s03q24, s04q19, s04q51, s04q51_unite, s04q39, s04q43, s04q44</w:t>
             </w:r>
           </w:p>
         </w:tc>
@@ -20883,7 +20883,7 @@
                 <w:color w:val="16A34A"/>
                 <w:sz w:val="16"/>
               </w:rPr>
-              <w:t>—</w:t>
+              <w:t>s01q35, s01q36, s01q37, s02q04, s02q15, s03q13, s03q14, s03q15</w:t>
             </w:r>
           </w:p>
         </w:tc>
@@ -20973,7 +20973,7 @@
                 <w:color w:val="16A34A"/>
                 <w:sz w:val="16"/>
               </w:rPr>
-              <w:t>—</w:t>
+              <w:t>s01q35, s01q36, s01q37, s02q04, s02q15, s03q13, s03q14, s03q15</w:t>
             </w:r>
           </w:p>
         </w:tc>
@@ -21153,7 +21153,7 @@
                 <w:color w:val="16A34A"/>
                 <w:sz w:val="16"/>
               </w:rPr>
-              <w:t>—</w:t>
+              <w:t>s01q35, s01q36, s01q37, s02q04, s02q15, s03q13, s03q14, s03q15</w:t>
             </w:r>
           </w:p>
         </w:tc>
@@ -21243,7 +21243,7 @@
                 <w:color w:val="16A34A"/>
                 <w:sz w:val="16"/>
               </w:rPr>
-              <w:t>—</w:t>
+              <w:t>s00q27, s01q03a, s01q03b, s01q03c, s02q04, s03q14, s04q15, s04q16</w:t>
             </w:r>
           </w:p>
         </w:tc>
@@ -21333,7 +21333,7 @@
                 <w:color w:val="16A34A"/>
                 <w:sz w:val="16"/>
               </w:rPr>
-              <w:t>—</w:t>
+              <w:t>s00q07a, s00q08, s00q10, s00q13_0, s00q15_0, s00q17_0, s00q23a, s00q23b</w:t>
             </w:r>
           </w:p>
         </w:tc>
@@ -21423,7 +21423,7 @@
                 <w:color w:val="16A34A"/>
                 <w:sz w:val="16"/>
               </w:rPr>
-              <w:t>—</w:t>
+              <w:t>s00q27, s01q00a, s01q12, s01q13, s02q04, s03q11, s03q12, s01q01</w:t>
             </w:r>
           </w:p>
         </w:tc>
@@ -21513,7 +21513,7 @@
                 <w:color w:val="16A34A"/>
                 <w:sz w:val="16"/>
               </w:rPr>
-              <w:t>—</w:t>
+              <w:t>s00q07a, s00q08, s00q10, s00q13_0, s00q15_0, s00q17_0, s00q23a, s00q23b</w:t>
             </w:r>
           </w:p>
         </w:tc>
